--- a/3.3 Hoofdstuk 3 - Overheid/3.3.4 Paragraaf 4 - Toepassen/3. Oefenen/basisopgaven/3.3.4 Toepassen – basis – antwoorden.docx
+++ b/3.3 Hoofdstuk 3 - Overheid/3.3.4 Paragraaf 4 - Toepassen/3. Oefenen/basisopgaven/3.3.4 Toepassen – basis – antwoorden.docx
@@ -1613,6 +1613,18 @@
       </w:r>
     </w:p>
     <w:p>
+      <w:r>
+        <w:rPr>
+          <w:noProof/>
+        </w:rPr>
+        <w:pict>
+          <v:shape id="Image 1" o:spid="_x0000_i1026" type="#_x0000_t75" style="width:246pt;height:207pt;visibility:visible">
+            <v:imagedata r:id="rId10" o:title=""/>
+          </v:shape>
+        </w:pict>
+      </w:r>
+    </w:p>
+    <w:p>
       <w:pPr>
         <w:spacing w:after="80"/>
       </w:pPr>
@@ -1725,6 +1737,18 @@
       </w:r>
     </w:p>
     <w:p>
+      <w:r>
+        <w:rPr>
+          <w:noProof/>
+        </w:rPr>
+        <w:pict>
+          <v:shape id="Image 2" o:spid="_x0000_i1027" type="#_x0000_t75" style="width:241.8pt;height:203.4pt;visibility:visible">
+            <v:imagedata r:id="rId11" o:title=""/>
+          </v:shape>
+        </w:pict>
+      </w:r>
+    </w:p>
+    <w:p>
       <w:pPr>
         <w:spacing w:after="80"/>
       </w:pPr>
@@ -3069,6 +3093,18 @@
           <w:szCs w:val="22"/>
         </w:rPr>
         <w:t xml:space="preserve">Kleur in bron 7 het verlies aan consumentensurplus als de overheid alternatief II kiest.</w:t>
+      </w:r>
+    </w:p>
+    <w:p>
+      <w:r>
+        <w:rPr>
+          <w:noProof/>
+        </w:rPr>
+        <w:pict>
+          <v:shape id="Image 3" o:spid="_x0000_i1028" type="#_x0000_t75" style="width:299.4pt;height:287.4pt;visibility:visible">
+            <v:imagedata r:id="rId12" o:title=""/>
+          </v:shape>
+        </w:pict>
       </w:r>
     </w:p>
     <w:p>
